--- a/newdoc/11_西班牙受欢迎的冰淇淋酸奶冰连锁对标表_v1.docx
+++ b/newdoc/11_西班牙受欢迎的冰淇淋酸奶冰连锁对标表_v1.docx
@@ -4,83 +4,115 @@
   <w:body>
     <w:p>
       <w:pPr>
-        <w:pStyle w:val="Heading1"/>
+        <w:spacing w:before="360" w:after="240" w:line="240" w:lineRule="auto"/>
       </w:pPr>
       <w:r>
+        <w:rPr>
+          <w:rFonts w:ascii="Microsoft YaHei" w:hAnsi="Microsoft YaHei" w:eastAsia="微软雅黑"/>
+          <w:b/>
+          <w:color w:val="1F4E78"/>
+          <w:sz w:val="48"/>
+        </w:rPr>
         <w:t>11_西班牙受欢迎的冰淇淋/酸奶冰连锁（对标拆解表｜v1）</w:t>
       </w:r>
     </w:p>
     <w:p/>
     <w:p>
+      <w:pPr>
+        <w:spacing w:before="120" w:after="120"/>
+        <w:ind w:left="432" w:right="432"/>
+        <w:shd w:fill="E7F3FF"/>
+      </w:pPr>
       <w:r>
         <w:rPr>
-          <w:b w:val="0"/>
-          <w:i w:val="0"/>
+          <w:i/>
+          <w:color w:val="4472C4"/>
         </w:rPr>
-        <w:t>&gt; 本文件整理自「文件11」（去重复，不删内容）。</w:t>
+        <w:t>本文件整理自「文件11」（去重复，不删内容）。</w:t>
       </w:r>
     </w:p>
     <w:p>
+      <w:pPr>
+        <w:spacing w:before="120" w:after="120"/>
+        <w:ind w:left="432" w:right="432"/>
+        <w:shd w:fill="E7F3FF"/>
+      </w:pPr>
       <w:r>
         <w:rPr>
-          <w:b w:val="0"/>
-          <w:i w:val="0"/>
+          <w:i/>
+          <w:color w:val="4472C4"/>
         </w:rPr>
-        <w:t>&gt; 你要做的是“像 llaollao 的门店模型，但主打甜味抹茶/巧克力软冰”。</w:t>
+        <w:t>你要做的是“像 llaollao 的门店模型，但主打甜味抹茶/巧克力软冰”。</w:t>
       </w:r>
     </w:p>
     <w:p>
+      <w:pPr>
+        <w:spacing w:before="120" w:after="120"/>
+        <w:ind w:left="432" w:right="432"/>
+        <w:shd w:fill="E7F3FF"/>
+      </w:pPr>
       <w:r>
         <w:rPr>
-          <w:b w:val="0"/>
-          <w:i w:val="0"/>
+          <w:i/>
+          <w:color w:val="4472C4"/>
         </w:rPr>
-        <w:t>&gt; 所以这份清单的价值是：</w:t>
+        <w:t>所以这份清单的价值是：</w:t>
       </w:r>
     </w:p>
     <w:p>
+      <w:pPr>
+        <w:spacing w:before="120" w:after="120"/>
+        <w:ind w:left="432" w:right="432"/>
+        <w:shd w:fill="E7F3FF"/>
+      </w:pPr>
       <w:r>
         <w:rPr>
-          <w:b w:val="0"/>
-          <w:i w:val="0"/>
+          <w:i/>
+          <w:color w:val="4472C4"/>
         </w:rPr>
-        <w:t>&gt; - 了解西班牙消费者对“冰淇淋/酸奶冰/手工 gelato”不同类型的接受度</w:t>
+        <w:t>- 了解西班牙消费者对“冰淇淋/酸奶冰/手工 gelato”不同类型的接受度</w:t>
       </w:r>
     </w:p>
     <w:p>
+      <w:pPr>
+        <w:spacing w:before="120" w:after="120"/>
+        <w:ind w:left="432" w:right="432"/>
+        <w:shd w:fill="E7F3FF"/>
+      </w:pPr>
       <w:r>
         <w:rPr>
-          <w:b w:val="0"/>
-          <w:i w:val="0"/>
+          <w:i/>
+          <w:color w:val="4472C4"/>
         </w:rPr>
-        <w:t>&gt; - 找到你在定位与菜单结构上可以“抄作业”的对象</w:t>
-      </w:r>
-    </w:p>
-    <w:p/>
-    <w:p>
-      <w:r>
-        <w:rPr>
-          <w:b w:val="0"/>
-          <w:i w:val="0"/>
-        </w:rPr>
-        <w:t>---</w:t>
+        <w:t>- 找到你在定位与菜单结构上可以“抄作业”的对象</w:t>
       </w:r>
     </w:p>
     <w:p/>
     <w:p>
       <w:pPr>
-        <w:pStyle w:val="Heading2"/>
+        <w:spacing w:before="120" w:after="120"/>
+        <w:pBdr>
+          <w:bottom w:val="single" w:sz="6" w:space="1" w:color="CCCCCC"/>
+        </w:pBdr>
+      </w:pPr>
+    </w:p>
+    <w:p/>
+    <w:p>
+      <w:pPr>
+        <w:spacing w:before="240" w:after="160"/>
       </w:pPr>
       <w:r>
+        <w:rPr>
+          <w:rFonts w:ascii="Microsoft YaHei" w:hAnsi="Microsoft YaHei" w:eastAsia="微软雅黑"/>
+          <w:b/>
+          <w:color w:val="4472C4"/>
+          <w:sz w:val="36"/>
+        </w:rPr>
         <w:t>市场背景（原文观点保留）</w:t>
       </w:r>
     </w:p>
     <w:p>
       <w:r>
-        <w:rPr>
-          <w:b w:val="0"/>
-          <w:i w:val="0"/>
-        </w:rPr>
         <w:t>西班牙冰淇淋（Helado）文化深受：</w:t>
       </w:r>
     </w:p>
@@ -89,10 +121,6 @@
         <w:pStyle w:val="ListBullet"/>
       </w:pPr>
       <w:r>
-        <w:rPr>
-          <w:b w:val="0"/>
-          <w:i w:val="0"/>
-        </w:rPr>
         <w:t>意大利手工冰淇淋（Gelato）</w:t>
       </w:r>
     </w:p>
@@ -101,77 +129,62 @@
         <w:pStyle w:val="ListBullet"/>
       </w:pPr>
       <w:r>
-        <w:rPr>
-          <w:b w:val="0"/>
-          <w:i w:val="0"/>
-        </w:rPr>
         <w:t>本土传统（如杏仁糖 Turrón 工艺）</w:t>
       </w:r>
     </w:p>
     <w:p>
       <w:r>
-        <w:rPr>
-          <w:b w:val="0"/>
-          <w:i w:val="0"/>
-        </w:rPr>
         <w:t>的影响。</w:t>
       </w:r>
     </w:p>
     <w:p/>
     <w:p>
       <w:r>
-        <w:rPr>
-          <w:b w:val="0"/>
-          <w:i w:val="0"/>
-        </w:rPr>
         <w:t xml:space="preserve">下面列出 </w:t>
       </w:r>
       <w:r>
         <w:rPr>
           <w:b/>
-          <w:i w:val="0"/>
+          <w:color w:val="1F4E78"/>
         </w:rPr>
         <w:t>15 个</w:t>
       </w:r>
       <w:r>
-        <w:rPr>
-          <w:b w:val="0"/>
-          <w:i w:val="0"/>
-        </w:rPr>
         <w:t xml:space="preserve"> 在西班牙非常受欢迎的品牌（侧重连锁/多门店），并按定位分类。</w:t>
       </w:r>
     </w:p>
     <w:p/>
     <w:p>
-      <w:r>
-        <w:rPr>
-          <w:b w:val="0"/>
-          <w:i w:val="0"/>
-        </w:rPr>
-        <w:t>---</w:t>
-      </w:r>
+      <w:pPr>
+        <w:spacing w:before="120" w:after="120"/>
+        <w:pBdr>
+          <w:bottom w:val="single" w:sz="6" w:space="1" w:color="CCCCCC"/>
+        </w:pBdr>
+      </w:pPr>
     </w:p>
     <w:p/>
     <w:p>
       <w:pPr>
-        <w:pStyle w:val="Heading2"/>
+        <w:spacing w:before="240" w:after="160"/>
       </w:pPr>
       <w:r>
+        <w:rPr>
+          <w:rFonts w:ascii="Microsoft YaHei" w:hAnsi="Microsoft YaHei" w:eastAsia="微软雅黑"/>
+          <w:b/>
+          <w:color w:val="4472C4"/>
+          <w:sz w:val="36"/>
+        </w:rPr>
         <w:t>第一梯队：国民级酸奶冰淇淋（Frozen Yogurt）</w:t>
       </w:r>
     </w:p>
     <w:p>
       <w:r>
-        <w:rPr>
-          <w:b w:val="0"/>
-          <w:i w:val="0"/>
-        </w:rPr>
         <w:t xml:space="preserve">1) </w:t>
       </w:r>
       <w:r>
         <w:rPr>
           <w:b/>
-          <w:i w:val="0"/>
+          <w:color w:val="1F4E78"/>
         </w:rPr>
         <w:t>Llaollao</w:t>
       </w:r>
@@ -181,10 +194,6 @@
         <w:pStyle w:val="ListBullet"/>
       </w:pPr>
       <w:r>
-        <w:rPr>
-          <w:b w:val="0"/>
-          <w:i w:val="0"/>
-        </w:rPr>
         <w:t>地位：西班牙本土最大冷冻酸奶连锁，国际化成功</w:t>
       </w:r>
     </w:p>
@@ -193,26 +202,18 @@
         <w:pStyle w:val="ListBullet"/>
       </w:pPr>
       <w:r>
-        <w:rPr>
-          <w:b w:val="0"/>
-          <w:i w:val="0"/>
-        </w:rPr>
         <w:t>特点：原味酸奶基底 + 自选 toppings（水果、酱料、脆料；开心果酱/白巧酱常见）</w:t>
       </w:r>
     </w:p>
     <w:p/>
     <w:p>
       <w:r>
-        <w:rPr>
-          <w:b w:val="0"/>
-          <w:i w:val="0"/>
-        </w:rPr>
         <w:t xml:space="preserve">2) </w:t>
       </w:r>
       <w:r>
         <w:rPr>
           <w:b/>
-          <w:i w:val="0"/>
+          <w:color w:val="1F4E78"/>
         </w:rPr>
         <w:t>Smöoy</w:t>
       </w:r>
@@ -222,10 +223,6 @@
         <w:pStyle w:val="ListBullet"/>
       </w:pPr>
       <w:r>
-        <w:rPr>
-          <w:b w:val="0"/>
-          <w:i w:val="0"/>
-        </w:rPr>
         <w:t>地位：Llaollao 主要竞争对手</w:t>
       </w:r>
     </w:p>
@@ -234,44 +231,41 @@
         <w:pStyle w:val="ListBullet"/>
       </w:pPr>
       <w:r>
-        <w:rPr>
-          <w:b w:val="0"/>
-          <w:i w:val="0"/>
-        </w:rPr>
         <w:t>特点：更低脂/高纤维定位；除原味外常见巧克力/奶油/特制口味酸奶基底</w:t>
       </w:r>
     </w:p>
     <w:p/>
     <w:p>
-      <w:r>
-        <w:rPr>
-          <w:b w:val="0"/>
-          <w:i w:val="0"/>
-        </w:rPr>
-        <w:t>---</w:t>
-      </w:r>
+      <w:pPr>
+        <w:spacing w:before="120" w:after="120"/>
+        <w:pBdr>
+          <w:bottom w:val="single" w:sz="6" w:space="1" w:color="CCCCCC"/>
+        </w:pBdr>
+      </w:pPr>
     </w:p>
     <w:p/>
     <w:p>
       <w:pPr>
-        <w:pStyle w:val="Heading2"/>
+        <w:spacing w:before="240" w:after="160"/>
       </w:pPr>
       <w:r>
+        <w:rPr>
+          <w:rFonts w:ascii="Microsoft YaHei" w:hAnsi="Microsoft YaHei" w:eastAsia="微软雅黑"/>
+          <w:b/>
+          <w:color w:val="4472C4"/>
+          <w:sz w:val="36"/>
+        </w:rPr>
         <w:t>第二梯队：大型传统连锁与分销（Traditional Chains）</w:t>
       </w:r>
     </w:p>
     <w:p>
       <w:r>
-        <w:rPr>
-          <w:b w:val="0"/>
-          <w:i w:val="0"/>
-        </w:rPr>
         <w:t xml:space="preserve">3) </w:t>
       </w:r>
       <w:r>
         <w:rPr>
           <w:b/>
-          <w:i w:val="0"/>
+          <w:color w:val="1F4E78"/>
         </w:rPr>
         <w:t>La Jijonenca</w:t>
       </w:r>
@@ -281,10 +275,6 @@
         <w:pStyle w:val="ListBullet"/>
       </w:pPr>
       <w:r>
-        <w:rPr>
-          <w:b w:val="0"/>
-          <w:i w:val="0"/>
-        </w:rPr>
         <w:t>地位：来自 Alicante（Jijona）的“隐形冠军”，更像工匠协会与渠道网络</w:t>
       </w:r>
     </w:p>
@@ -293,26 +283,18 @@
         <w:pStyle w:val="ListBullet"/>
       </w:pPr>
       <w:r>
-        <w:rPr>
-          <w:b w:val="0"/>
-          <w:i w:val="0"/>
-        </w:rPr>
         <w:t>特点：覆盖率高，尤其海滨城市夏季强势；Turrón 风味是代表</w:t>
       </w:r>
     </w:p>
     <w:p/>
     <w:p>
       <w:r>
-        <w:rPr>
-          <w:b w:val="0"/>
-          <w:i w:val="0"/>
-        </w:rPr>
         <w:t xml:space="preserve">4) </w:t>
       </w:r>
       <w:r>
         <w:rPr>
           <w:b/>
-          <w:i w:val="0"/>
+          <w:color w:val="1F4E78"/>
         </w:rPr>
         <w:t>Kalise Menorquina</w:t>
       </w:r>
@@ -322,10 +304,6 @@
         <w:pStyle w:val="ListBullet"/>
       </w:pPr>
       <w:r>
-        <w:rPr>
-          <w:b w:val="0"/>
-          <w:i w:val="0"/>
-        </w:rPr>
         <w:t>地位：大众覆盖广的传统品牌</w:t>
       </w:r>
     </w:p>
@@ -334,26 +312,18 @@
         <w:pStyle w:val="ListBullet"/>
       </w:pPr>
       <w:r>
-        <w:rPr>
-          <w:b w:val="0"/>
-          <w:i w:val="0"/>
-        </w:rPr>
         <w:t>特点：渠道强、家庭消费强</w:t>
       </w:r>
     </w:p>
     <w:p/>
     <w:p>
       <w:r>
-        <w:rPr>
-          <w:b w:val="0"/>
-          <w:i w:val="0"/>
-        </w:rPr>
         <w:t xml:space="preserve">5) </w:t>
       </w:r>
       <w:r>
         <w:rPr>
           <w:b/>
-          <w:i w:val="0"/>
+          <w:color w:val="1F4E78"/>
         </w:rPr>
         <w:t>Frigo（Unilever / Algida 系统）</w:t>
       </w:r>
@@ -363,10 +333,6 @@
         <w:pStyle w:val="ListBullet"/>
       </w:pPr>
       <w:r>
-        <w:rPr>
-          <w:b w:val="0"/>
-          <w:i w:val="0"/>
-        </w:rPr>
         <w:t>地位：强分销的“国民冰品体系”</w:t>
       </w:r>
     </w:p>
@@ -375,26 +341,18 @@
         <w:pStyle w:val="ListBullet"/>
       </w:pPr>
       <w:r>
-        <w:rPr>
-          <w:b w:val="0"/>
-          <w:i w:val="0"/>
-        </w:rPr>
         <w:t>特点：街边/海边/旅游点覆盖极强</w:t>
       </w:r>
     </w:p>
     <w:p/>
     <w:p>
       <w:r>
-        <w:rPr>
-          <w:b w:val="0"/>
-          <w:i w:val="0"/>
-        </w:rPr>
         <w:t xml:space="preserve">6) </w:t>
       </w:r>
       <w:r>
         <w:rPr>
           <w:b/>
-          <w:i w:val="0"/>
+          <w:color w:val="1F4E78"/>
         </w:rPr>
         <w:t>Häagen-Dazs</w:t>
       </w:r>
@@ -404,10 +362,6 @@
         <w:pStyle w:val="ListBullet"/>
       </w:pPr>
       <w:r>
-        <w:rPr>
-          <w:b w:val="0"/>
-          <w:i w:val="0"/>
-        </w:rPr>
         <w:t>地位：国际巨头，在大城市商场/繁华区常见</w:t>
       </w:r>
     </w:p>
@@ -416,44 +370,41 @@
         <w:pStyle w:val="ListBullet"/>
       </w:pPr>
       <w:r>
-        <w:rPr>
-          <w:b w:val="0"/>
-          <w:i w:val="0"/>
-        </w:rPr>
         <w:t>特点：浓郁美式冰淇淋风格，搭配华夫/可丽饼等甜品</w:t>
       </w:r>
     </w:p>
     <w:p/>
     <w:p>
-      <w:r>
-        <w:rPr>
-          <w:b w:val="0"/>
-          <w:i w:val="0"/>
-        </w:rPr>
-        <w:t>---</w:t>
-      </w:r>
+      <w:pPr>
+        <w:spacing w:before="120" w:after="120"/>
+        <w:pBdr>
+          <w:bottom w:val="single" w:sz="6" w:space="1" w:color="CCCCCC"/>
+        </w:pBdr>
+      </w:pPr>
     </w:p>
     <w:p/>
     <w:p>
       <w:pPr>
-        <w:pStyle w:val="Heading2"/>
+        <w:spacing w:before="240" w:after="160"/>
       </w:pPr>
       <w:r>
+        <w:rPr>
+          <w:rFonts w:ascii="Microsoft YaHei" w:hAnsi="Microsoft YaHei" w:eastAsia="微软雅黑"/>
+          <w:b/>
+          <w:color w:val="4472C4"/>
+          <w:sz w:val="36"/>
+        </w:rPr>
         <w:t>第三梯队：高品质手工连锁（Artisanal Chains）</w:t>
       </w:r>
     </w:p>
     <w:p>
       <w:r>
-        <w:rPr>
-          <w:b w:val="0"/>
-          <w:i w:val="0"/>
-        </w:rPr>
         <w:t xml:space="preserve">7) </w:t>
       </w:r>
       <w:r>
         <w:rPr>
           <w:b/>
-          <w:i w:val="0"/>
+          <w:color w:val="1F4E78"/>
         </w:rPr>
         <w:t>Gioelia（原 Cremeria Emilia）</w:t>
       </w:r>
@@ -463,10 +414,6 @@
         <w:pStyle w:val="ListBullet"/>
       </w:pPr>
       <w:r>
-        <w:rPr>
-          <w:b w:val="0"/>
-          <w:i w:val="0"/>
-        </w:rPr>
         <w:t>地位：评价高的意大利手工冰淇淋连锁</w:t>
       </w:r>
     </w:p>
@@ -475,26 +422,18 @@
         <w:pStyle w:val="ListBullet"/>
       </w:pPr>
       <w:r>
-        <w:rPr>
-          <w:b w:val="0"/>
-          <w:i w:val="0"/>
-        </w:rPr>
         <w:t>特点：极注重质地（Creamy）；开心果/榛子常被评最佳</w:t>
       </w:r>
     </w:p>
     <w:p/>
     <w:p>
       <w:r>
-        <w:rPr>
-          <w:b w:val="0"/>
-          <w:i w:val="0"/>
-        </w:rPr>
         <w:t xml:space="preserve">8) </w:t>
       </w:r>
       <w:r>
         <w:rPr>
           <w:b/>
-          <w:i w:val="0"/>
+          <w:color w:val="1F4E78"/>
         </w:rPr>
         <w:t>Bico de Xeado</w:t>
       </w:r>
@@ -504,10 +443,6 @@
         <w:pStyle w:val="ListBullet"/>
       </w:pPr>
       <w:r>
-        <w:rPr>
-          <w:b w:val="0"/>
-          <w:i w:val="0"/>
-        </w:rPr>
         <w:t>地位：来自 Galicia 的黑马</w:t>
       </w:r>
     </w:p>
@@ -516,26 +451,18 @@
         <w:pStyle w:val="ListBullet"/>
       </w:pPr>
       <w:r>
-        <w:rPr>
-          <w:b w:val="0"/>
-          <w:i w:val="0"/>
-        </w:rPr>
         <w:t>特点：“农场直供（Farm to table）”；自家农场新鲜牛奶；奶味重、口感醇厚，天然食材爱好者喜欢</w:t>
       </w:r>
     </w:p>
     <w:p/>
     <w:p>
       <w:r>
-        <w:rPr>
-          <w:b w:val="0"/>
-          <w:i w:val="0"/>
-        </w:rPr>
         <w:t xml:space="preserve">9) </w:t>
       </w:r>
       <w:r>
         <w:rPr>
           <w:b/>
-          <w:i w:val="0"/>
+          <w:color w:val="1F4E78"/>
         </w:rPr>
         <w:t>Rocambolesc</w:t>
       </w:r>
@@ -545,10 +472,6 @@
         <w:pStyle w:val="ListBullet"/>
       </w:pPr>
       <w:r>
-        <w:rPr>
-          <w:b w:val="0"/>
-          <w:i w:val="0"/>
-        </w:rPr>
         <w:t>地位：创意甜品/冰淇淋品牌（米其林背景叙事常被提及）</w:t>
       </w:r>
     </w:p>
@@ -557,26 +480,18 @@
         <w:pStyle w:val="ListBullet"/>
       </w:pPr>
       <w:r>
-        <w:rPr>
-          <w:b w:val="0"/>
-          <w:i w:val="0"/>
-        </w:rPr>
         <w:t>特点：创意强、话题强、体验型</w:t>
       </w:r>
     </w:p>
     <w:p/>
     <w:p>
       <w:r>
-        <w:rPr>
-          <w:b w:val="0"/>
-          <w:i w:val="0"/>
-        </w:rPr>
         <w:t xml:space="preserve">10) </w:t>
       </w:r>
       <w:r>
         <w:rPr>
           <w:b/>
-          <w:i w:val="0"/>
+          <w:color w:val="1F4E78"/>
         </w:rPr>
         <w:t>Amorino</w:t>
       </w:r>
@@ -586,10 +501,6 @@
         <w:pStyle w:val="ListBullet"/>
       </w:pPr>
       <w:r>
-        <w:rPr>
-          <w:b w:val="0"/>
-          <w:i w:val="0"/>
-        </w:rPr>
         <w:t>地位：欧洲范围内扩张的 gelato 连锁</w:t>
       </w:r>
     </w:p>
@@ -598,26 +509,18 @@
         <w:pStyle w:val="ListBullet"/>
       </w:pPr>
       <w:r>
-        <w:rPr>
-          <w:b w:val="0"/>
-          <w:i w:val="0"/>
-        </w:rPr>
         <w:t>特点：视觉呈现强（花瓣造型等），适合“拍照社交”</w:t>
       </w:r>
     </w:p>
     <w:p/>
     <w:p>
       <w:r>
-        <w:rPr>
-          <w:b w:val="0"/>
-          <w:i w:val="0"/>
-        </w:rPr>
         <w:t xml:space="preserve">11) </w:t>
       </w:r>
       <w:r>
         <w:rPr>
           <w:b/>
-          <w:i w:val="0"/>
+          <w:color w:val="1F4E78"/>
         </w:rPr>
         <w:t>Veneta Gelato</w:t>
       </w:r>
@@ -627,10 +530,6 @@
         <w:pStyle w:val="ListBullet"/>
       </w:pPr>
       <w:r>
-        <w:rPr>
-          <w:b w:val="0"/>
-          <w:i w:val="0"/>
-        </w:rPr>
         <w:t>地位：意式 gelato 连锁</w:t>
       </w:r>
     </w:p>
@@ -639,26 +538,18 @@
         <w:pStyle w:val="ListBullet"/>
       </w:pPr>
       <w:r>
-        <w:rPr>
-          <w:b w:val="0"/>
-          <w:i w:val="0"/>
-        </w:rPr>
         <w:t>特点：强调原料与手工质感（在不同城市扩张）</w:t>
       </w:r>
     </w:p>
     <w:p/>
     <w:p>
       <w:r>
-        <w:rPr>
-          <w:b w:val="0"/>
-          <w:i w:val="0"/>
-        </w:rPr>
         <w:t xml:space="preserve">12) </w:t>
       </w:r>
       <w:r>
         <w:rPr>
           <w:b/>
-          <w:i w:val="0"/>
+          <w:color w:val="1F4E78"/>
         </w:rPr>
         <w:t>GELATERIA La Romana</w:t>
       </w:r>
@@ -668,10 +559,6 @@
         <w:pStyle w:val="ListBullet"/>
       </w:pPr>
       <w:r>
-        <w:rPr>
-          <w:b w:val="0"/>
-          <w:i w:val="0"/>
-        </w:rPr>
         <w:t>地位：意式 gelato 经典连锁</w:t>
       </w:r>
     </w:p>
@@ -680,44 +567,41 @@
         <w:pStyle w:val="ListBullet"/>
       </w:pPr>
       <w:r>
-        <w:rPr>
-          <w:b w:val="0"/>
-          <w:i w:val="0"/>
-        </w:rPr>
         <w:t>特点：传统工艺背书，口味稳定</w:t>
       </w:r>
     </w:p>
     <w:p/>
     <w:p>
-      <w:r>
-        <w:rPr>
-          <w:b w:val="0"/>
-          <w:i w:val="0"/>
-        </w:rPr>
-        <w:t>---</w:t>
-      </w:r>
+      <w:pPr>
+        <w:spacing w:before="120" w:after="120"/>
+        <w:pBdr>
+          <w:bottom w:val="single" w:sz="6" w:space="1" w:color="CCCCCC"/>
+        </w:pBdr>
+      </w:pPr>
     </w:p>
     <w:p/>
     <w:p>
       <w:pPr>
-        <w:pStyle w:val="Heading2"/>
+        <w:spacing w:before="240" w:after="160"/>
       </w:pPr>
       <w:r>
+        <w:rPr>
+          <w:rFonts w:ascii="Microsoft YaHei" w:hAnsi="Microsoft YaHei" w:eastAsia="微软雅黑"/>
+          <w:b/>
+          <w:color w:val="4472C4"/>
+          <w:sz w:val="36"/>
+        </w:rPr>
         <w:t>第四梯队：区域强势连锁/特许经营（Regional &amp; Franchise）</w:t>
       </w:r>
     </w:p>
     <w:p>
       <w:r>
-        <w:rPr>
-          <w:b w:val="0"/>
-          <w:i w:val="0"/>
-        </w:rPr>
         <w:t xml:space="preserve">13) </w:t>
       </w:r>
       <w:r>
         <w:rPr>
           <w:b/>
-          <w:i w:val="0"/>
+          <w:color w:val="1F4E78"/>
         </w:rPr>
         <w:t>Santagloria（冰淇淋+咖啡馆体系）</w:t>
       </w:r>
@@ -727,10 +611,6 @@
         <w:pStyle w:val="ListBullet"/>
       </w:pPr>
       <w:r>
-        <w:rPr>
-          <w:b w:val="0"/>
-          <w:i w:val="0"/>
-        </w:rPr>
         <w:t>地位：结合意式咖啡馆与冰淇淋店的特许经营</w:t>
       </w:r>
     </w:p>
@@ -739,26 +619,18 @@
         <w:pStyle w:val="ListBullet"/>
       </w:pPr>
       <w:r>
-        <w:rPr>
-          <w:b w:val="0"/>
-          <w:i w:val="0"/>
-        </w:rPr>
         <w:t>特点：全天候运营，购物中心常见</w:t>
       </w:r>
     </w:p>
     <w:p/>
     <w:p>
       <w:r>
-        <w:rPr>
-          <w:b w:val="0"/>
-          <w:i w:val="0"/>
-        </w:rPr>
         <w:t xml:space="preserve">14) </w:t>
       </w:r>
       <w:r>
         <w:rPr>
           <w:b/>
-          <w:i w:val="0"/>
+          <w:color w:val="1F4E78"/>
         </w:rPr>
         <w:t>Gelateria Carte D’Or（或同类分销体系门店）</w:t>
       </w:r>
@@ -768,10 +640,6 @@
         <w:pStyle w:val="ListBullet"/>
       </w:pPr>
       <w:r>
-        <w:rPr>
-          <w:b w:val="0"/>
-          <w:i w:val="0"/>
-        </w:rPr>
         <w:t>地位：以产品与渠道为核心的体系（常与餐饮供应强绑定）</w:t>
       </w:r>
     </w:p>
@@ -780,26 +648,18 @@
         <w:pStyle w:val="ListBullet"/>
       </w:pPr>
       <w:r>
-        <w:rPr>
-          <w:b w:val="0"/>
-          <w:i w:val="0"/>
-        </w:rPr>
         <w:t>特点：对“门店效率与标准化”有参考价值</w:t>
       </w:r>
     </w:p>
     <w:p/>
     <w:p>
       <w:r>
-        <w:rPr>
-          <w:b w:val="0"/>
-          <w:i w:val="0"/>
-        </w:rPr>
         <w:t xml:space="preserve">15) </w:t>
       </w:r>
       <w:r>
         <w:rPr>
           <w:b/>
-          <w:i w:val="0"/>
+          <w:color w:val="1F4E78"/>
         </w:rPr>
         <w:t>Heladerías Palazzo</w:t>
       </w:r>
@@ -809,10 +669,6 @@
         <w:pStyle w:val="ListBullet"/>
       </w:pPr>
       <w:r>
-        <w:rPr>
-          <w:b w:val="0"/>
-          <w:i w:val="0"/>
-        </w:rPr>
         <w:t>地位：安达卢西亚地区著名老牌连锁</w:t>
       </w:r>
     </w:p>
@@ -821,39 +677,45 @@
         <w:pStyle w:val="ListBullet"/>
       </w:pPr>
       <w:r>
-        <w:rPr>
-          <w:b w:val="0"/>
-          <w:i w:val="0"/>
-        </w:rPr>
         <w:t>特点：传统家庭经营扩展，南部认可度高</w:t>
       </w:r>
     </w:p>
     <w:p/>
     <w:p>
+      <w:pPr>
+        <w:spacing w:before="120" w:after="120"/>
+        <w:ind w:left="432" w:right="432"/>
+        <w:shd w:fill="E7F3FF"/>
+      </w:pPr>
       <w:r>
         <w:rPr>
-          <w:b w:val="0"/>
-          <w:i w:val="0"/>
+          <w:i/>
+          <w:color w:val="4472C4"/>
         </w:rPr>
-        <w:t>&gt; 注：本段中部分品牌名称/定位在不同城市可能呈现为“品牌店/经销体系/合作门店”，本文件按原文描述保留，不做二次改写。</w:t>
-      </w:r>
-    </w:p>
-    <w:p/>
-    <w:p>
-      <w:r>
-        <w:rPr>
-          <w:b w:val="0"/>
-          <w:i w:val="0"/>
-        </w:rPr>
-        <w:t>---</w:t>
+        <w:t>注：本段中部分品牌名称/定位在不同城市可能呈现为“品牌店/经销体系/合作门店”，本文件按原文描述保留，不做二次改写。</w:t>
       </w:r>
     </w:p>
     <w:p/>
     <w:p>
       <w:pPr>
-        <w:pStyle w:val="Heading2"/>
+        <w:spacing w:before="120" w:after="120"/>
+        <w:pBdr>
+          <w:bottom w:val="single" w:sz="6" w:space="1" w:color="CCCCCC"/>
+        </w:pBdr>
+      </w:pPr>
+    </w:p>
+    <w:p/>
+    <w:p>
+      <w:pPr>
+        <w:spacing w:before="240" w:after="160"/>
       </w:pPr>
       <w:r>
+        <w:rPr>
+          <w:rFonts w:ascii="Microsoft YaHei" w:hAnsi="Microsoft YaHei" w:eastAsia="微软雅黑"/>
+          <w:b/>
+          <w:color w:val="4472C4"/>
+          <w:sz w:val="36"/>
+        </w:rPr>
         <w:t>总结建议（原文保留）</w:t>
       </w:r>
     </w:p>
@@ -862,10 +724,6 @@
         <w:pStyle w:val="ListBullet"/>
       </w:pPr>
       <w:r>
-        <w:rPr>
-          <w:b w:val="0"/>
-          <w:i w:val="0"/>
-        </w:rPr>
         <w:t>想吃清爽低脂：Llaollao</w:t>
       </w:r>
     </w:p>
@@ -874,10 +732,6 @@
         <w:pStyle w:val="ListBullet"/>
       </w:pPr>
       <w:r>
-        <w:rPr>
-          <w:b w:val="0"/>
-          <w:i w:val="0"/>
-        </w:rPr>
         <w:t>追求浓郁奶香与天然：Bico de Xeado</w:t>
       </w:r>
     </w:p>
@@ -886,10 +740,6 @@
         <w:pStyle w:val="ListBullet"/>
       </w:pPr>
       <w:r>
-        <w:rPr>
-          <w:b w:val="0"/>
-          <w:i w:val="0"/>
-        </w:rPr>
         <w:t>体验创意与米其林背景：Rocambolesc</w:t>
       </w:r>
     </w:p>
@@ -898,121 +748,104 @@
         <w:pStyle w:val="ListBullet"/>
       </w:pPr>
       <w:r>
-        <w:rPr>
-          <w:b w:val="0"/>
-          <w:i w:val="0"/>
-        </w:rPr>
         <w:t>海边度假：La Jijonenca（点 Turrón）</w:t>
       </w:r>
     </w:p>
     <w:p/>
     <w:p>
+      <w:pPr>
+        <w:spacing w:before="120" w:after="120"/>
+        <w:pBdr>
+          <w:bottom w:val="single" w:sz="6" w:space="1" w:color="CCCCCC"/>
+        </w:pBdr>
+      </w:pPr>
+    </w:p>
+    <w:p/>
+    <w:p>
+      <w:pPr>
+        <w:spacing w:before="240" w:after="160"/>
+      </w:pPr>
       <w:r>
         <w:rPr>
-          <w:b w:val="0"/>
-          <w:i w:val="0"/>
+          <w:rFonts w:ascii="Microsoft YaHei" w:hAnsi="Microsoft YaHei" w:eastAsia="微软雅黑"/>
+          <w:b/>
+          <w:color w:val="4472C4"/>
+          <w:sz w:val="36"/>
         </w:rPr>
-        <w:t>---</w:t>
+        <w:t>你如果做“像 llaollao 的店”，优先抄这 5 个（对你最有用的维度）</w:t>
+      </w:r>
+    </w:p>
+    <w:p>
+      <w:pPr>
+        <w:spacing w:before="120" w:after="120"/>
+        <w:ind w:left="432" w:right="432"/>
+        <w:shd w:fill="E7F3FF"/>
+      </w:pPr>
+      <w:r>
+        <w:rPr>
+          <w:i/>
+          <w:color w:val="4472C4"/>
+        </w:rPr>
+        <w:t>这部分是“把原清单转成可抄的模型”，不改变原文品牌信息，仅补上“抄什么”。</w:t>
+      </w:r>
+    </w:p>
+    <w:p/>
+    <w:p>
+      <w:r>
+        <w:t>1) Llaollao：点单结构 + toppings 组织方式 + 出杯速度模型</w:t>
+      </w:r>
+    </w:p>
+    <w:p>
+      <w:r>
+        <w:t>2) Smöoy：差异化口味策略（健康叙事 vs 风味叙事）</w:t>
+      </w:r>
+    </w:p>
+    <w:p>
+      <w:r>
+        <w:t>3) La Jijonenca：本土风味锚点（Turrón）如何变成“必点”</w:t>
+      </w:r>
+    </w:p>
+    <w:p>
+      <w:r>
+        <w:t>4) Amorino：社交传播（视觉符号）怎么做成稳定复购</w:t>
+      </w:r>
+    </w:p>
+    <w:p>
+      <w:r>
+        <w:t>5) Bico de Xeado：原料背书与“天然”叙事的落地方式</w:t>
       </w:r>
     </w:p>
     <w:p/>
     <w:p>
       <w:pPr>
-        <w:pStyle w:val="Heading2"/>
+        <w:spacing w:before="120" w:after="120"/>
+        <w:pBdr>
+          <w:bottom w:val="single" w:sz="6" w:space="1" w:color="CCCCCC"/>
+        </w:pBdr>
       </w:pPr>
-      <w:r>
-        <w:t>你如果做“像 llaollao 的店”，优先抄这 5 个（对你最有用的维度）</w:t>
-      </w:r>
-    </w:p>
-    <w:p>
-      <w:r>
-        <w:rPr>
-          <w:b w:val="0"/>
-          <w:i w:val="0"/>
-        </w:rPr>
-        <w:t>&gt; 这部分是“把原清单转成可抄的模型”，不改变原文品牌信息，仅补上“抄什么”。</w:t>
-      </w:r>
-    </w:p>
-    <w:p/>
-    <w:p>
-      <w:r>
-        <w:rPr>
-          <w:b w:val="0"/>
-          <w:i w:val="0"/>
-        </w:rPr>
-        <w:t>1) Llaollao：点单结构 + toppings 组织方式 + 出杯速度模型</w:t>
-      </w:r>
-    </w:p>
-    <w:p>
-      <w:r>
-        <w:rPr>
-          <w:b w:val="0"/>
-          <w:i w:val="0"/>
-        </w:rPr>
-        <w:t>2) Smöoy：差异化口味策略（健康叙事 vs 风味叙事）</w:t>
-      </w:r>
-    </w:p>
-    <w:p>
-      <w:r>
-        <w:rPr>
-          <w:b w:val="0"/>
-          <w:i w:val="0"/>
-        </w:rPr>
-        <w:t>3) La Jijonenca：本土风味锚点（Turrón）如何变成“必点”</w:t>
-      </w:r>
-    </w:p>
-    <w:p>
-      <w:r>
-        <w:rPr>
-          <w:b w:val="0"/>
-          <w:i w:val="0"/>
-        </w:rPr>
-        <w:t>4) Amorino：社交传播（视觉符号）怎么做成稳定复购</w:t>
-      </w:r>
-    </w:p>
-    <w:p>
-      <w:r>
-        <w:rPr>
-          <w:b w:val="0"/>
-          <w:i w:val="0"/>
-        </w:rPr>
-        <w:t>5) Bico de Xeado：原料背书与“天然”叙事的落地方式</w:t>
-      </w:r>
-    </w:p>
-    <w:p/>
-    <w:p>
-      <w:r>
-        <w:rPr>
-          <w:b w:val="0"/>
-          <w:i w:val="0"/>
-        </w:rPr>
-        <w:t>---</w:t>
-      </w:r>
     </w:p>
     <w:p/>
     <w:p>
       <w:pPr>
-        <w:pStyle w:val="Heading2"/>
+        <w:spacing w:before="240" w:after="160"/>
       </w:pPr>
       <w:r>
+        <w:rPr>
+          <w:rFonts w:ascii="Microsoft YaHei" w:hAnsi="Microsoft YaHei" w:eastAsia="微软雅黑"/>
+          <w:b/>
+          <w:color w:val="4472C4"/>
+          <w:sz w:val="36"/>
+        </w:rPr>
         <w:t>本文件作业（跟内容绑定）</w:t>
       </w:r>
     </w:p>
     <w:p>
       <w:r>
-        <w:rPr>
-          <w:b w:val="0"/>
-          <w:i w:val="0"/>
-        </w:rPr>
         <w:t>1) 从上面 15 个品牌里选 5 个：按“你最想抄的点”各写 1 句话（只写你要抄什么）</w:t>
       </w:r>
     </w:p>
     <w:p>
       <w:r>
-        <w:rPr>
-          <w:b w:val="0"/>
-          <w:i w:val="0"/>
-        </w:rPr>
         <w:t>2) 选 1 个品牌做 10 分钟拆解：</w:t>
       </w:r>
     </w:p>
@@ -1021,10 +854,6 @@
         <w:pStyle w:val="ListBullet"/>
       </w:pPr>
       <w:r>
-        <w:rPr>
-          <w:b w:val="0"/>
-          <w:i w:val="0"/>
-        </w:rPr>
         <w:t>它的“招牌口味/招牌组合”是什么？</w:t>
       </w:r>
     </w:p>
@@ -1033,19 +862,11 @@
         <w:pStyle w:val="ListBullet"/>
       </w:pPr>
       <w:r>
-        <w:rPr>
-          <w:b w:val="0"/>
-          <w:i w:val="0"/>
-        </w:rPr>
         <w:t>它的“顾客为什么愿意复购”是什么？</w:t>
       </w:r>
     </w:p>
     <w:p>
       <w:r>
-        <w:rPr>
-          <w:b w:val="0"/>
-          <w:i w:val="0"/>
-        </w:rPr>
         <w:t>3) 写一句你的定位句（对标表达）：</w:t>
       </w:r>
     </w:p>
@@ -1054,10 +875,6 @@
         <w:pStyle w:val="ListBullet"/>
       </w:pPr>
       <w:r>
-        <w:rPr>
-          <w:b w:val="0"/>
-          <w:i w:val="0"/>
-        </w:rPr>
         <w:t>“我像 ___ 的模型，但我主打 ___（抹茶/巧克力软冰）并且 ___（你的差异点）”</w:t>
       </w:r>
     </w:p>
@@ -1434,6 +1251,9 @@
     <w:name w:val="Normal"/>
     <w:qFormat/>
     <w:rsid w:val="00FC693F"/>
+    <w:pPr>
+      <w:spacing w:after="160" w:line="276" w:lineRule="auto"/>
+    </w:pPr>
     <w:rPr>
       <w:rFonts w:ascii="Calibri" w:hAnsi="Calibri" w:eastAsia="微软雅黑"/>
       <w:sz w:val="22"/>
